--- a/deliverables/final/第7组_AI互动原始记录.docx
+++ b/deliverables/final/第7组_AI互动原始记录.docx
@@ -1330,7 +1330,7 @@
     </w:p>
     <w:p>
       <w:r>
-        <w:t>本次2026年10月8日文档整理重新执行npm test，沙箱第一次因回环连接EACCES使接口测试受阻；允许本地HTTP连接后24/24通过。日志见docs/evidence/sprint1-final-test-20261008.txt。这是当前交付审计的真实工具记录，不扩充为Sprint1开发期间新发生的互动轮次。</w:t>
+        <w:t>2026年10月8日修复前文档整理重新执行npm test，沙箱第一次因回环连接EACCES使接口测试受阻；允许本地HTTP连接后24/24通过，日志sprint1-final-test-20261008.txt保留。随后依据本任务用户明确要求，将05c7499服务状态修复安全集成至最终交付分支，实际npm test为35/35（原业务24项、新增状态11项），见sprint1-integrated-test-20261008.txt。隔离浏览器确认三种连接状态、单成员请求与完整业务链路，见sprint1-integrated-browser-20261008.txt；未修改main、develop或本地演示数据。这些是当前交付工具执行摘要，不补成开发期间新轮次或逐字AI原文，原17条历史记录继续保留。</w:t>
       </w:r>
     </w:p>
     <w:p>
